--- a/Knowledge/3-Work knowledge/1-Software Engineering/2-Testing/5-My Source/1-ISTQB Foundation Level/1-Testing terms/3-Static Testing and Dynamic testing.docx
+++ b/Knowledge/3-Work knowledge/1-Software Engineering/2-Testing/5-My Source/1-ISTQB Foundation Level/1-Testing terms/3-Static Testing and Dynamic testing.docx
@@ -30,51 +30,77 @@
       </w:pPr>
       <w:r>
         <w:rPr>
+          <w:rFonts w:ascii="Arial" w:eastAsia="Arial" w:hAnsi="Arial" w:cs="Arial"/>
           <w:b/>
-          <w:shd w:val="clear" w:color="auto" w:fill="B7B7B7"/>
-        </w:rPr>
-        <w:t># Source</w:t>
-      </w:r>
-      <w:r>
-        <w:rPr>
-          <w:shd w:val="clear" w:color="auto" w:fill="B7B7B7"/>
-        </w:rPr>
-        <w:t xml:space="preserve">: </w:t>
-      </w:r>
-      <w:r>
-        <w:rPr>
+          <w:color w:val="000000"/>
+          <w:sz w:val="18"/>
+          <w:highlight w:val="lightGray"/>
+        </w:rPr>
+        <w:t># Source: AI Source: Provided by: [Data Path</w:t>
+      </w:r>
+      <w:r>
+        <w:rPr>
+          <w:rFonts w:ascii="Arial" w:eastAsia="Arial" w:hAnsi="Arial" w:cs="Arial"/>
+          <w:color w:val="000000"/>
+          <w:sz w:val="18"/>
+          <w:highlight w:val="lightGray"/>
+        </w:rPr>
+        <w:t xml:space="preserve">: Persons Table -&gt; ID Column: 1, Name_En Column: Motasem Essam] -&gt; </w:t>
+      </w:r>
+      <w:r>
+        <w:rPr>
+          <w:rFonts w:ascii="Arial" w:eastAsia="Arial" w:hAnsi="Arial" w:cs="Arial"/>
           <w:b/>
-          <w:shd w:val="clear" w:color="auto" w:fill="B7B7B7"/>
-        </w:rPr>
-        <w:t xml:space="preserve">Chatgpt </w:t>
-      </w:r>
-      <w:r>
-        <w:rPr>
+          <w:color w:val="000000"/>
+          <w:sz w:val="18"/>
+          <w:highlight w:val="lightGray"/>
+        </w:rPr>
+        <w:t>From:</w:t>
+      </w:r>
+      <w:r>
+        <w:rPr>
+          <w:rFonts w:ascii="Arial" w:eastAsia="Arial" w:hAnsi="Arial" w:cs="Arial"/>
+          <w:color w:val="000000"/>
+          <w:sz w:val="18"/>
+          <w:highlight w:val="lightGray"/>
+        </w:rPr>
+        <w:t xml:space="preserve"> [Chatgpt (GPT</w:t>
+      </w:r>
+      <w:r>
+        <w:rPr>
+          <w:rFonts w:ascii="Arial" w:eastAsia="Arial" w:hAnsi="Arial" w:cs="Cambria Math"/>
+          <w:color w:val="000000"/>
+          <w:sz w:val="18"/>
+          <w:highlight w:val="lightGray"/>
+        </w:rPr>
+        <w:t>‑</w:t>
+      </w:r>
+      <w:r>
+        <w:rPr>
+          <w:rFonts w:ascii="Arial" w:eastAsia="Arial" w:hAnsi="Arial" w:cs="Arial"/>
+          <w:color w:val="000000"/>
+          <w:sz w:val="18"/>
+          <w:highlight w:val="lightGray"/>
+        </w:rPr>
+        <w:t xml:space="preserve">5 Mini)] </w:t>
+      </w:r>
+      <w:r>
+        <w:rPr>
+          <w:rFonts w:ascii="Arial" w:eastAsia="Arial" w:hAnsi="Arial" w:cs="Arial"/>
           <w:b/>
-          <w:sz w:val="14"/>
-          <w:szCs w:val="14"/>
-          <w:shd w:val="clear" w:color="auto" w:fill="B7B7B7"/>
-        </w:rPr>
-        <w:t>(GPT</w:t>
-      </w:r>
-      <w:r>
-        <w:rPr>
-          <w:rFonts w:ascii="Cambria Math" w:hAnsi="Cambria Math" w:cs="Cambria Math"/>
-          <w:b/>
-          <w:sz w:val="14"/>
-          <w:szCs w:val="14"/>
-          <w:shd w:val="clear" w:color="auto" w:fill="B7B7B7"/>
-        </w:rPr>
-        <w:t>‑</w:t>
-      </w:r>
-      <w:r>
-        <w:rPr>
-          <w:b/>
-          <w:sz w:val="14"/>
-          <w:szCs w:val="14"/>
-          <w:shd w:val="clear" w:color="auto" w:fill="B7B7B7"/>
-        </w:rPr>
-        <w:t>5 Mini) at [8/12/2025]</w:t>
+          <w:color w:val="000000"/>
+          <w:sz w:val="18"/>
+          <w:highlight w:val="lightGray"/>
+        </w:rPr>
+        <w:t>on</w:t>
+      </w:r>
+      <w:r>
+        <w:rPr>
+          <w:rFonts w:ascii="Arial" w:eastAsia="Arial" w:hAnsi="Arial"/>
+          <w:sz w:val="18"/>
+          <w:highlight w:val="lightGray"/>
+        </w:rPr>
+        <w:t xml:space="preserve"> [8/12/2025]</w:t>
       </w:r>
     </w:p>
     <w:p>
@@ -83,7 +109,7 @@
           <w:ilvl w:val="0"/>
           <w:numId w:val="2"/>
         </w:numPr>
-        <w:spacing w:before="240"/>
+        <w:spacing w:before="240" w:after="0" w:line="276" w:lineRule="auto"/>
       </w:pPr>
       <w:r>
         <w:rPr>
@@ -124,6 +150,7 @@
           <w:ilvl w:val="0"/>
           <w:numId w:val="2"/>
         </w:numPr>
+        <w:spacing w:after="0" w:line="276" w:lineRule="auto"/>
       </w:pPr>
       <w:r>
         <w:rPr>
@@ -151,6 +178,7 @@
           <w:ilvl w:val="0"/>
           <w:numId w:val="2"/>
         </w:numPr>
+        <w:spacing w:after="0" w:line="276" w:lineRule="auto"/>
       </w:pPr>
       <w:r>
         <w:rPr>
@@ -191,6 +219,7 @@
           <w:ilvl w:val="0"/>
           <w:numId w:val="2"/>
         </w:numPr>
+        <w:spacing w:after="0" w:line="276" w:lineRule="auto"/>
         <w:rPr>
           <w:rFonts w:ascii="Roboto Mono" w:eastAsia="Roboto Mono" w:hAnsi="Roboto Mono" w:cs="Roboto Mono"/>
         </w:rPr>
@@ -216,6 +245,7 @@
           <w:ilvl w:val="1"/>
           <w:numId w:val="2"/>
         </w:numPr>
+        <w:spacing w:after="0" w:line="276" w:lineRule="auto"/>
         <w:rPr>
           <w:rFonts w:ascii="Roboto Mono" w:eastAsia="Roboto Mono" w:hAnsi="Roboto Mono" w:cs="Roboto Mono"/>
         </w:rPr>
@@ -239,6 +269,7 @@
           <w:ilvl w:val="1"/>
           <w:numId w:val="2"/>
         </w:numPr>
+        <w:spacing w:after="0" w:line="276" w:lineRule="auto"/>
         <w:rPr>
           <w:rFonts w:ascii="Roboto Mono" w:eastAsia="Roboto Mono" w:hAnsi="Roboto Mono" w:cs="Roboto Mono"/>
         </w:rPr>
@@ -262,6 +293,7 @@
           <w:ilvl w:val="1"/>
           <w:numId w:val="2"/>
         </w:numPr>
+        <w:spacing w:after="0" w:line="276" w:lineRule="auto"/>
         <w:rPr>
           <w:rFonts w:ascii="Roboto Mono" w:eastAsia="Roboto Mono" w:hAnsi="Roboto Mono" w:cs="Roboto Mono"/>
         </w:rPr>
@@ -285,7 +317,7 @@
           <w:ilvl w:val="0"/>
           <w:numId w:val="2"/>
         </w:numPr>
-        <w:spacing w:after="240"/>
+        <w:spacing w:after="240" w:line="276" w:lineRule="auto"/>
       </w:pPr>
       <w:r>
         <w:rPr>
@@ -303,7 +335,7 @@
     </w:p>
     <w:p>
       <w:r>
-        <w:pict w14:anchorId="4645B534">
+        <w:pict w14:anchorId="6BD9D476">
           <v:rect id="_x0000_i1025" style="width:0;height:1.5pt" o:hralign="center" o:hrstd="t" o:hr="t" fillcolor="#a0a0a0" stroked="f"/>
         </w:pict>
       </w:r>
@@ -326,51 +358,77 @@
       </w:pPr>
       <w:r>
         <w:rPr>
+          <w:rFonts w:ascii="Arial" w:eastAsia="Arial" w:hAnsi="Arial" w:cs="Arial"/>
           <w:b/>
-          <w:shd w:val="clear" w:color="auto" w:fill="B7B7B7"/>
-        </w:rPr>
-        <w:t># Source</w:t>
-      </w:r>
-      <w:r>
-        <w:rPr>
-          <w:shd w:val="clear" w:color="auto" w:fill="B7B7B7"/>
-        </w:rPr>
-        <w:t xml:space="preserve">: </w:t>
-      </w:r>
-      <w:r>
-        <w:rPr>
+          <w:color w:val="000000"/>
+          <w:sz w:val="18"/>
+          <w:highlight w:val="lightGray"/>
+        </w:rPr>
+        <w:t># Source: AI Source: Provided by: [Data Path</w:t>
+      </w:r>
+      <w:r>
+        <w:rPr>
+          <w:rFonts w:ascii="Arial" w:eastAsia="Arial" w:hAnsi="Arial" w:cs="Arial"/>
+          <w:color w:val="000000"/>
+          <w:sz w:val="18"/>
+          <w:highlight w:val="lightGray"/>
+        </w:rPr>
+        <w:t xml:space="preserve">: Persons Table -&gt; ID Column: 1, Name_En Column: Motasem Essam] -&gt; </w:t>
+      </w:r>
+      <w:r>
+        <w:rPr>
+          <w:rFonts w:ascii="Arial" w:eastAsia="Arial" w:hAnsi="Arial" w:cs="Arial"/>
           <w:b/>
-          <w:shd w:val="clear" w:color="auto" w:fill="B7B7B7"/>
-        </w:rPr>
-        <w:t xml:space="preserve">Chatgpt </w:t>
-      </w:r>
-      <w:r>
-        <w:rPr>
+          <w:color w:val="000000"/>
+          <w:sz w:val="18"/>
+          <w:highlight w:val="lightGray"/>
+        </w:rPr>
+        <w:t>From:</w:t>
+      </w:r>
+      <w:r>
+        <w:rPr>
+          <w:rFonts w:ascii="Arial" w:eastAsia="Arial" w:hAnsi="Arial" w:cs="Arial"/>
+          <w:color w:val="000000"/>
+          <w:sz w:val="18"/>
+          <w:highlight w:val="lightGray"/>
+        </w:rPr>
+        <w:t xml:space="preserve"> [Chatgpt (GPT</w:t>
+      </w:r>
+      <w:r>
+        <w:rPr>
+          <w:rFonts w:ascii="Arial" w:eastAsia="Arial" w:hAnsi="Arial" w:cs="Cambria Math"/>
+          <w:color w:val="000000"/>
+          <w:sz w:val="18"/>
+          <w:highlight w:val="lightGray"/>
+        </w:rPr>
+        <w:t>‑</w:t>
+      </w:r>
+      <w:r>
+        <w:rPr>
+          <w:rFonts w:ascii="Arial" w:eastAsia="Arial" w:hAnsi="Arial" w:cs="Arial"/>
+          <w:color w:val="000000"/>
+          <w:sz w:val="18"/>
+          <w:highlight w:val="lightGray"/>
+        </w:rPr>
+        <w:t xml:space="preserve">5 Mini)] </w:t>
+      </w:r>
+      <w:r>
+        <w:rPr>
+          <w:rFonts w:ascii="Arial" w:eastAsia="Arial" w:hAnsi="Arial" w:cs="Arial"/>
           <w:b/>
-          <w:sz w:val="14"/>
-          <w:szCs w:val="14"/>
-          <w:shd w:val="clear" w:color="auto" w:fill="B7B7B7"/>
-        </w:rPr>
-        <w:t>(GPT</w:t>
-      </w:r>
-      <w:r>
-        <w:rPr>
-          <w:rFonts w:ascii="Cambria Math" w:hAnsi="Cambria Math" w:cs="Cambria Math"/>
-          <w:b/>
-          <w:sz w:val="14"/>
-          <w:szCs w:val="14"/>
-          <w:shd w:val="clear" w:color="auto" w:fill="B7B7B7"/>
-        </w:rPr>
-        <w:t>‑</w:t>
-      </w:r>
-      <w:r>
-        <w:rPr>
-          <w:b/>
-          <w:sz w:val="14"/>
-          <w:szCs w:val="14"/>
-          <w:shd w:val="clear" w:color="auto" w:fill="B7B7B7"/>
-        </w:rPr>
-        <w:t>5 Mini) at [8/12/2025]</w:t>
+          <w:color w:val="000000"/>
+          <w:sz w:val="18"/>
+          <w:highlight w:val="lightGray"/>
+        </w:rPr>
+        <w:t>on</w:t>
+      </w:r>
+      <w:r>
+        <w:rPr>
+          <w:rFonts w:ascii="Arial" w:eastAsia="Arial" w:hAnsi="Arial"/>
+          <w:sz w:val="18"/>
+          <w:highlight w:val="lightGray"/>
+        </w:rPr>
+        <w:t xml:space="preserve"> [8/12/2025]</w:t>
       </w:r>
     </w:p>
     <w:p>
@@ -379,7 +437,7 @@
           <w:ilvl w:val="0"/>
           <w:numId w:val="1"/>
         </w:numPr>
-        <w:spacing w:before="240"/>
+        <w:spacing w:before="240" w:after="0" w:line="276" w:lineRule="auto"/>
       </w:pPr>
       <w:r>
         <w:rPr>
@@ -420,6 +478,7 @@
           <w:ilvl w:val="0"/>
           <w:numId w:val="1"/>
         </w:numPr>
+        <w:spacing w:after="0" w:line="276" w:lineRule="auto"/>
       </w:pPr>
       <w:r>
         <w:rPr>
@@ -460,13 +519,13 @@
           <w:ilvl w:val="0"/>
           <w:numId w:val="1"/>
         </w:numPr>
+        <w:spacing w:after="0" w:line="276" w:lineRule="auto"/>
       </w:pPr>
       <w:r>
         <w:rPr>
           <w:rFonts w:ascii="Roboto Mono" w:eastAsia="Roboto Mono" w:hAnsi="Roboto Mono" w:cs="Roboto Mono"/>
           <w:b/>
         </w:rPr>
-        <w:lastRenderedPageBreak/>
         <w:t>Where in the process:</w:t>
       </w:r>
       <w:r>
@@ -501,6 +560,7 @@
           <w:ilvl w:val="0"/>
           <w:numId w:val="1"/>
         </w:numPr>
+        <w:spacing w:after="0" w:line="276" w:lineRule="auto"/>
         <w:rPr>
           <w:rFonts w:ascii="Roboto Mono" w:eastAsia="Roboto Mono" w:hAnsi="Roboto Mono" w:cs="Roboto Mono"/>
         </w:rPr>
@@ -526,6 +586,7 @@
           <w:ilvl w:val="1"/>
           <w:numId w:val="1"/>
         </w:numPr>
+        <w:spacing w:after="0" w:line="276" w:lineRule="auto"/>
         <w:rPr>
           <w:rFonts w:ascii="Roboto Mono" w:eastAsia="Roboto Mono" w:hAnsi="Roboto Mono" w:cs="Roboto Mono"/>
         </w:rPr>
@@ -549,6 +610,7 @@
           <w:ilvl w:val="1"/>
           <w:numId w:val="1"/>
         </w:numPr>
+        <w:spacing w:after="0" w:line="276" w:lineRule="auto"/>
         <w:rPr>
           <w:rFonts w:ascii="Roboto Mono" w:eastAsia="Roboto Mono" w:hAnsi="Roboto Mono" w:cs="Roboto Mono"/>
         </w:rPr>
@@ -572,6 +634,7 @@
           <w:ilvl w:val="1"/>
           <w:numId w:val="1"/>
         </w:numPr>
+        <w:spacing w:after="0" w:line="276" w:lineRule="auto"/>
         <w:rPr>
           <w:rFonts w:ascii="Roboto Mono" w:eastAsia="Roboto Mono" w:hAnsi="Roboto Mono" w:cs="Roboto Mono"/>
         </w:rPr>
@@ -595,6 +658,7 @@
           <w:ilvl w:val="1"/>
           <w:numId w:val="1"/>
         </w:numPr>
+        <w:spacing w:after="0" w:line="276" w:lineRule="auto"/>
         <w:rPr>
           <w:rFonts w:ascii="Roboto Mono" w:eastAsia="Roboto Mono" w:hAnsi="Roboto Mono" w:cs="Roboto Mono"/>
         </w:rPr>
@@ -618,7 +682,7 @@
           <w:ilvl w:val="0"/>
           <w:numId w:val="1"/>
         </w:numPr>
-        <w:spacing w:after="240"/>
+        <w:spacing w:after="240" w:line="276" w:lineRule="auto"/>
       </w:pPr>
       <w:r>
         <w:rPr>
@@ -636,7 +700,7 @@
     </w:p>
     <w:p>
       <w:r>
-        <w:pict w14:anchorId="7B45711E">
+        <w:pict w14:anchorId="1EB89926">
           <v:rect id="_x0000_i1026" style="width:0;height:1.5pt" o:hralign="center" o:hrstd="t" o:hr="t" fillcolor="#a0a0a0" stroked="f"/>
         </w:pict>
       </w:r>
@@ -657,51 +721,77 @@
       </w:pPr>
       <w:r>
         <w:rPr>
+          <w:rFonts w:ascii="Arial" w:eastAsia="Arial" w:hAnsi="Arial" w:cs="Arial"/>
           <w:b/>
-          <w:shd w:val="clear" w:color="auto" w:fill="B7B7B7"/>
-        </w:rPr>
-        <w:t># Source</w:t>
-      </w:r>
-      <w:r>
-        <w:rPr>
-          <w:shd w:val="clear" w:color="auto" w:fill="B7B7B7"/>
-        </w:rPr>
-        <w:t xml:space="preserve">: </w:t>
-      </w:r>
-      <w:r>
-        <w:rPr>
+          <w:color w:val="000000"/>
+          <w:sz w:val="18"/>
+          <w:highlight w:val="lightGray"/>
+        </w:rPr>
+        <w:t># Source: AI Source: Provided by: [Data Path</w:t>
+      </w:r>
+      <w:r>
+        <w:rPr>
+          <w:rFonts w:ascii="Arial" w:eastAsia="Arial" w:hAnsi="Arial" w:cs="Arial"/>
+          <w:color w:val="000000"/>
+          <w:sz w:val="18"/>
+          <w:highlight w:val="lightGray"/>
+        </w:rPr>
+        <w:t xml:space="preserve">: Persons Table -&gt; ID Column: 1, Name_En Column: Motasem Essam] -&gt; </w:t>
+      </w:r>
+      <w:r>
+        <w:rPr>
+          <w:rFonts w:ascii="Arial" w:eastAsia="Arial" w:hAnsi="Arial" w:cs="Arial"/>
           <w:b/>
-          <w:shd w:val="clear" w:color="auto" w:fill="B7B7B7"/>
-        </w:rPr>
-        <w:t xml:space="preserve">Chatgpt </w:t>
-      </w:r>
-      <w:r>
-        <w:rPr>
+          <w:color w:val="000000"/>
+          <w:sz w:val="18"/>
+          <w:highlight w:val="lightGray"/>
+        </w:rPr>
+        <w:t>From:</w:t>
+      </w:r>
+      <w:r>
+        <w:rPr>
+          <w:rFonts w:ascii="Arial" w:eastAsia="Arial" w:hAnsi="Arial" w:cs="Arial"/>
+          <w:color w:val="000000"/>
+          <w:sz w:val="18"/>
+          <w:highlight w:val="lightGray"/>
+        </w:rPr>
+        <w:t xml:space="preserve"> [Chatgpt (GPT</w:t>
+      </w:r>
+      <w:r>
+        <w:rPr>
+          <w:rFonts w:ascii="Arial" w:eastAsia="Arial" w:hAnsi="Arial" w:cs="Cambria Math"/>
+          <w:color w:val="000000"/>
+          <w:sz w:val="18"/>
+          <w:highlight w:val="lightGray"/>
+        </w:rPr>
+        <w:t>‑</w:t>
+      </w:r>
+      <w:r>
+        <w:rPr>
+          <w:rFonts w:ascii="Arial" w:eastAsia="Arial" w:hAnsi="Arial" w:cs="Arial"/>
+          <w:color w:val="000000"/>
+          <w:sz w:val="18"/>
+          <w:highlight w:val="lightGray"/>
+        </w:rPr>
+        <w:t xml:space="preserve">5 Mini)] </w:t>
+      </w:r>
+      <w:r>
+        <w:rPr>
+          <w:rFonts w:ascii="Arial" w:eastAsia="Arial" w:hAnsi="Arial" w:cs="Arial"/>
           <w:b/>
-          <w:sz w:val="14"/>
-          <w:szCs w:val="14"/>
-          <w:shd w:val="clear" w:color="auto" w:fill="B7B7B7"/>
-        </w:rPr>
-        <w:t>(GPT</w:t>
-      </w:r>
-      <w:r>
-        <w:rPr>
-          <w:rFonts w:ascii="Cambria Math" w:hAnsi="Cambria Math" w:cs="Cambria Math"/>
-          <w:b/>
-          <w:sz w:val="14"/>
-          <w:szCs w:val="14"/>
-          <w:shd w:val="clear" w:color="auto" w:fill="B7B7B7"/>
-        </w:rPr>
-        <w:t>‑</w:t>
-      </w:r>
-      <w:r>
-        <w:rPr>
-          <w:b/>
-          <w:sz w:val="14"/>
-          <w:szCs w:val="14"/>
-          <w:shd w:val="clear" w:color="auto" w:fill="B7B7B7"/>
-        </w:rPr>
-        <w:t>5 Mini) at [8/12/2025]</w:t>
+          <w:color w:val="000000"/>
+          <w:sz w:val="18"/>
+          <w:highlight w:val="lightGray"/>
+        </w:rPr>
+        <w:t>on</w:t>
+      </w:r>
+      <w:r>
+        <w:rPr>
+          <w:rFonts w:ascii="Arial" w:eastAsia="Arial" w:hAnsi="Arial"/>
+          <w:sz w:val="18"/>
+          <w:highlight w:val="lightGray"/>
+        </w:rPr>
+        <w:t xml:space="preserve"> [8/12/2025]</w:t>
       </w:r>
     </w:p>
     <w:p>
@@ -710,7 +800,7 @@
           <w:noProof/>
         </w:rPr>
         <w:drawing>
-          <wp:inline distT="114300" distB="114300" distL="114300" distR="114300" wp14:anchorId="4AD7EDBC" wp14:editId="58C82774">
+          <wp:inline distT="114300" distB="114300" distL="114300" distR="114300" wp14:anchorId="4A232D99" wp14:editId="42992D3C">
             <wp:extent cx="5943600" cy="1600200"/>
             <wp:effectExtent l="0" t="0" r="0" b="0"/>
             <wp:docPr id="1" name="image1.png"/>
@@ -1185,7 +1275,6 @@
                 <w:rFonts w:ascii="Roboto Mono" w:eastAsia="Roboto Mono" w:hAnsi="Roboto Mono" w:cs="Roboto Mono"/>
                 <w:b/>
               </w:rPr>
-              <w:lastRenderedPageBreak/>
               <w:t>Examples</w:t>
             </w:r>
           </w:p>
@@ -1254,19 +1343,20 @@
     </w:tbl>
     <w:p>
       <w:r>
-        <w:pict w14:anchorId="321174F3">
+        <w:pict w14:anchorId="2AD7F809">
           <v:rect id="_x0000_i1027" style="width:0;height:1.5pt" o:hralign="center" o:hrstd="t" o:hr="t" fillcolor="#a0a0a0" stroked="f"/>
         </w:pict>
       </w:r>
     </w:p>
+    <w:p/>
     <w:p/>
     <w:p/>
     <w:p/>
     <w:sectPr>
       <w:pgSz w:w="12240" w:h="15840"/>
       <w:pgMar w:top="1440" w:right="1440" w:bottom="1440" w:left="1440" w:header="720" w:footer="720" w:gutter="0"/>
-      <w:pgNumType w:start="1"/>
       <w:cols w:space="720"/>
+      <w:docGrid w:linePitch="360"/>
     </w:sectPr>
   </w:body>
 </w:document>
@@ -1909,18 +1999,6 @@
   <w:style w:type="paragraph" w:default="1" w:styleId="Normal">
     <w:name w:val="Normal"/>
     <w:qFormat/>
-    <w:rsid w:val="000C2D34"/>
-    <w:pPr>
-      <w:spacing w:after="0" w:line="276" w:lineRule="auto"/>
-    </w:pPr>
-    <w:rPr>
-      <w:rFonts w:ascii="Arial" w:eastAsia="Arial" w:hAnsi="Arial" w:cs="Arial"/>
-      <w:kern w:val="0"/>
-      <w:sz w:val="22"/>
-      <w:szCs w:val="22"/>
-      <w:lang w:val="en"/>
-      <w14:ligatures w14:val="none"/>
-    </w:rPr>
   </w:style>
   <w:style w:type="paragraph" w:styleId="Heading1">
     <w:name w:val="heading 1"/>
@@ -1929,7 +2007,7 @@
     <w:link w:val="Heading1Char"/>
     <w:uiPriority w:val="9"/>
     <w:qFormat/>
-    <w:rsid w:val="00AE08F5"/>
+    <w:rsid w:val="002D76B4"/>
     <w:pPr>
       <w:keepNext/>
       <w:keepLines/>
@@ -1951,7 +2029,7 @@
     <w:uiPriority w:val="9"/>
     <w:unhideWhenUsed/>
     <w:qFormat/>
-    <w:rsid w:val="00AE08F5"/>
+    <w:rsid w:val="002D76B4"/>
     <w:pPr>
       <w:keepNext/>
       <w:keepLines/>
@@ -1974,7 +2052,7 @@
     <w:semiHidden/>
     <w:unhideWhenUsed/>
     <w:qFormat/>
-    <w:rsid w:val="00AE08F5"/>
+    <w:rsid w:val="002D76B4"/>
     <w:pPr>
       <w:keepNext/>
       <w:keepLines/>
@@ -1997,7 +2075,7 @@
     <w:semiHidden/>
     <w:unhideWhenUsed/>
     <w:qFormat/>
-    <w:rsid w:val="00AE08F5"/>
+    <w:rsid w:val="002D76B4"/>
     <w:pPr>
       <w:keepNext/>
       <w:keepLines/>
@@ -2020,7 +2098,7 @@
     <w:semiHidden/>
     <w:unhideWhenUsed/>
     <w:qFormat/>
-    <w:rsid w:val="00AE08F5"/>
+    <w:rsid w:val="002D76B4"/>
     <w:pPr>
       <w:keepNext/>
       <w:keepLines/>
@@ -2041,11 +2119,11 @@
     <w:semiHidden/>
     <w:unhideWhenUsed/>
     <w:qFormat/>
-    <w:rsid w:val="00AE08F5"/>
+    <w:rsid w:val="002D76B4"/>
     <w:pPr>
       <w:keepNext/>
       <w:keepLines/>
-      <w:spacing w:before="40"/>
+      <w:spacing w:before="40" w:after="0"/>
       <w:outlineLvl w:val="5"/>
     </w:pPr>
     <w:rPr>
@@ -2064,11 +2142,11 @@
     <w:semiHidden/>
     <w:unhideWhenUsed/>
     <w:qFormat/>
-    <w:rsid w:val="00AE08F5"/>
+    <w:rsid w:val="002D76B4"/>
     <w:pPr>
       <w:keepNext/>
       <w:keepLines/>
-      <w:spacing w:before="40"/>
+      <w:spacing w:before="40" w:after="0"/>
       <w:outlineLvl w:val="6"/>
     </w:pPr>
     <w:rPr>
@@ -2085,10 +2163,11 @@
     <w:semiHidden/>
     <w:unhideWhenUsed/>
     <w:qFormat/>
-    <w:rsid w:val="00AE08F5"/>
+    <w:rsid w:val="002D76B4"/>
     <w:pPr>
       <w:keepNext/>
       <w:keepLines/>
+      <w:spacing w:after="0"/>
       <w:outlineLvl w:val="7"/>
     </w:pPr>
     <w:rPr>
@@ -2107,10 +2186,11 @@
     <w:semiHidden/>
     <w:unhideWhenUsed/>
     <w:qFormat/>
-    <w:rsid w:val="00AE08F5"/>
+    <w:rsid w:val="002D76B4"/>
     <w:pPr>
       <w:keepNext/>
       <w:keepLines/>
+      <w:spacing w:after="0"/>
       <w:outlineLvl w:val="8"/>
     </w:pPr>
     <w:rPr>
@@ -2150,7 +2230,7 @@
     <w:basedOn w:val="DefaultParagraphFont"/>
     <w:link w:val="Heading1"/>
     <w:uiPriority w:val="9"/>
-    <w:rsid w:val="00AE08F5"/>
+    <w:rsid w:val="002D76B4"/>
     <w:rPr>
       <w:rFonts w:asciiTheme="majorHAnsi" w:eastAsiaTheme="majorEastAsia" w:hAnsiTheme="majorHAnsi" w:cstheme="majorBidi"/>
       <w:color w:val="2F5496" w:themeColor="accent1" w:themeShade="BF"/>
@@ -2163,7 +2243,7 @@
     <w:basedOn w:val="DefaultParagraphFont"/>
     <w:link w:val="Heading2"/>
     <w:uiPriority w:val="9"/>
-    <w:rsid w:val="00AE08F5"/>
+    <w:rsid w:val="002D76B4"/>
     <w:rPr>
       <w:rFonts w:asciiTheme="majorHAnsi" w:eastAsiaTheme="majorEastAsia" w:hAnsiTheme="majorHAnsi" w:cstheme="majorBidi"/>
       <w:color w:val="2F5496" w:themeColor="accent1" w:themeShade="BF"/>
@@ -2177,7 +2257,7 @@
     <w:link w:val="Heading3"/>
     <w:uiPriority w:val="9"/>
     <w:semiHidden/>
-    <w:rsid w:val="00AE08F5"/>
+    <w:rsid w:val="002D76B4"/>
     <w:rPr>
       <w:rFonts w:eastAsiaTheme="majorEastAsia" w:cstheme="majorBidi"/>
       <w:color w:val="2F5496" w:themeColor="accent1" w:themeShade="BF"/>
@@ -2191,7 +2271,7 @@
     <w:link w:val="Heading4"/>
     <w:uiPriority w:val="9"/>
     <w:semiHidden/>
-    <w:rsid w:val="00AE08F5"/>
+    <w:rsid w:val="002D76B4"/>
     <w:rPr>
       <w:rFonts w:eastAsiaTheme="majorEastAsia" w:cstheme="majorBidi"/>
       <w:i/>
@@ -2205,7 +2285,7 @@
     <w:link w:val="Heading5"/>
     <w:uiPriority w:val="9"/>
     <w:semiHidden/>
-    <w:rsid w:val="00AE08F5"/>
+    <w:rsid w:val="002D76B4"/>
     <w:rPr>
       <w:rFonts w:eastAsiaTheme="majorEastAsia" w:cstheme="majorBidi"/>
       <w:color w:val="2F5496" w:themeColor="accent1" w:themeShade="BF"/>
@@ -2217,7 +2297,7 @@
     <w:link w:val="Heading6"/>
     <w:uiPriority w:val="9"/>
     <w:semiHidden/>
-    <w:rsid w:val="00AE08F5"/>
+    <w:rsid w:val="002D76B4"/>
     <w:rPr>
       <w:rFonts w:eastAsiaTheme="majorEastAsia" w:cstheme="majorBidi"/>
       <w:i/>
@@ -2231,7 +2311,7 @@
     <w:link w:val="Heading7"/>
     <w:uiPriority w:val="9"/>
     <w:semiHidden/>
-    <w:rsid w:val="00AE08F5"/>
+    <w:rsid w:val="002D76B4"/>
     <w:rPr>
       <w:rFonts w:eastAsiaTheme="majorEastAsia" w:cstheme="majorBidi"/>
       <w:color w:val="595959" w:themeColor="text1" w:themeTint="A6"/>
@@ -2243,7 +2323,7 @@
     <w:link w:val="Heading8"/>
     <w:uiPriority w:val="9"/>
     <w:semiHidden/>
-    <w:rsid w:val="00AE08F5"/>
+    <w:rsid w:val="002D76B4"/>
     <w:rPr>
       <w:rFonts w:eastAsiaTheme="majorEastAsia" w:cstheme="majorBidi"/>
       <w:i/>
@@ -2257,7 +2337,7 @@
     <w:link w:val="Heading9"/>
     <w:uiPriority w:val="9"/>
     <w:semiHidden/>
-    <w:rsid w:val="00AE08F5"/>
+    <w:rsid w:val="002D76B4"/>
     <w:rPr>
       <w:rFonts w:eastAsiaTheme="majorEastAsia" w:cstheme="majorBidi"/>
       <w:color w:val="272727" w:themeColor="text1" w:themeTint="D8"/>
@@ -2270,7 +2350,7 @@
     <w:link w:val="TitleChar"/>
     <w:uiPriority w:val="10"/>
     <w:qFormat/>
-    <w:rsid w:val="00AE08F5"/>
+    <w:rsid w:val="002D76B4"/>
     <w:pPr>
       <w:spacing w:after="80" w:line="240" w:lineRule="auto"/>
       <w:contextualSpacing/>
@@ -2288,7 +2368,7 @@
     <w:basedOn w:val="DefaultParagraphFont"/>
     <w:link w:val="Title"/>
     <w:uiPriority w:val="10"/>
-    <w:rsid w:val="00AE08F5"/>
+    <w:rsid w:val="002D76B4"/>
     <w:rPr>
       <w:rFonts w:asciiTheme="majorHAnsi" w:eastAsiaTheme="majorEastAsia" w:hAnsiTheme="majorHAnsi" w:cstheme="majorBidi"/>
       <w:spacing w:val="-10"/>
@@ -2304,7 +2384,7 @@
     <w:link w:val="SubtitleChar"/>
     <w:uiPriority w:val="11"/>
     <w:qFormat/>
-    <w:rsid w:val="00AE08F5"/>
+    <w:rsid w:val="002D76B4"/>
     <w:pPr>
       <w:numPr>
         <w:ilvl w:val="1"/>
@@ -2323,7 +2403,7 @@
     <w:basedOn w:val="DefaultParagraphFont"/>
     <w:link w:val="Subtitle"/>
     <w:uiPriority w:val="11"/>
-    <w:rsid w:val="00AE08F5"/>
+    <w:rsid w:val="002D76B4"/>
     <w:rPr>
       <w:rFonts w:eastAsiaTheme="majorEastAsia" w:cstheme="majorBidi"/>
       <w:color w:val="595959" w:themeColor="text1" w:themeTint="A6"/>
@@ -2339,7 +2419,7 @@
     <w:link w:val="QuoteChar"/>
     <w:uiPriority w:val="29"/>
     <w:qFormat/>
-    <w:rsid w:val="00AE08F5"/>
+    <w:rsid w:val="002D76B4"/>
     <w:pPr>
       <w:spacing w:before="160"/>
       <w:jc w:val="center"/>
@@ -2355,7 +2435,7 @@
     <w:basedOn w:val="DefaultParagraphFont"/>
     <w:link w:val="Quote"/>
     <w:uiPriority w:val="29"/>
-    <w:rsid w:val="00AE08F5"/>
+    <w:rsid w:val="002D76B4"/>
     <w:rPr>
       <w:i/>
       <w:iCs/>
@@ -2367,7 +2447,7 @@
     <w:basedOn w:val="Normal"/>
     <w:uiPriority w:val="34"/>
     <w:qFormat/>
-    <w:rsid w:val="00AE08F5"/>
+    <w:rsid w:val="002D76B4"/>
     <w:pPr>
       <w:ind w:left="720"/>
       <w:contextualSpacing/>
@@ -2378,7 +2458,7 @@
     <w:basedOn w:val="DefaultParagraphFont"/>
     <w:uiPriority w:val="21"/>
     <w:qFormat/>
-    <w:rsid w:val="00AE08F5"/>
+    <w:rsid w:val="002D76B4"/>
     <w:rPr>
       <w:i/>
       <w:iCs/>
@@ -2392,7 +2472,7 @@
     <w:link w:val="IntenseQuoteChar"/>
     <w:uiPriority w:val="30"/>
     <w:qFormat/>
-    <w:rsid w:val="00AE08F5"/>
+    <w:rsid w:val="002D76B4"/>
     <w:pPr>
       <w:pBdr>
         <w:top w:val="single" w:sz="4" w:space="10" w:color="2F5496" w:themeColor="accent1" w:themeShade="BF"/>
@@ -2413,7 +2493,7 @@
     <w:basedOn w:val="DefaultParagraphFont"/>
     <w:link w:val="IntenseQuote"/>
     <w:uiPriority w:val="30"/>
-    <w:rsid w:val="00AE08F5"/>
+    <w:rsid w:val="002D76B4"/>
     <w:rPr>
       <w:i/>
       <w:iCs/>
@@ -2425,7 +2505,7 @@
     <w:basedOn w:val="DefaultParagraphFont"/>
     <w:uiPriority w:val="32"/>
     <w:qFormat/>
-    <w:rsid w:val="00AE08F5"/>
+    <w:rsid w:val="002D76B4"/>
     <w:rPr>
       <w:b/>
       <w:bCs/>
